--- a/output/docx/fr/BUFRCREX_TableB_fr_01.docx
+++ b/output/docx/fr/BUFRCREX_TableB_fr_01.docx
@@ -1017,7 +1017,7 @@
                 <w:b w:val="0"/>
                 <w:sz w:val="16"/>
               </w:rPr>
-              <w:t>Note 42: La gamme de valeurs pour le paramètre 0 04 015 va de –99 à 99, la séquence commune du code CREX D 06 019 étant la séquence d’origine avec seulement 2 caractères pour le descripteur correspondant.</w:t>
+              <w:t>Note B42: Il convient d’utiliser le descripteur 0 01 020 à la place du descripteur 0 01 004 pour chiffrer cet élément.</w:t>
             </w:r>
           </w:p>
         </w:tc>
@@ -2554,7 +2554,7 @@
                 <w:b w:val="0"/>
                 <w:sz w:val="16"/>
               </w:rPr>
-              <w:t>Note 125: Pour indiquer qu'un navire se trouve en position stationnaire, il convient de mettre à zéro les descripteurs 0 01 012 et 0 01 013. Quand le cap du navire est inconnu (Ds = 9), il faut donner la valeur 509 au descripteur 0 01 012. | Note 60: Les descripteurs 0 01 012 et 0 01 013 peuvent se rapporter à des différentes significations et les valeurs correspondantes peuvent être intégrées sur différentes périodes.</w:t>
+              <w:t>Note B125: Pour indiquer qu'un navire se trouve en position stationnaire, il convient de mettre à zéro les descripteurs 0 01 012 et 0 01 013. Quand le cap du navire est inconnu (Ds = 9), il faut donner la valeur 509 au descripteur 0 01 012. | Note B60: Les descripteurs 0 01 012 et 0 01 013 peuvent se rapporter à des différentes significations et les valeurs correspondantes peuvent être intégrées sur différentes périodes.</w:t>
             </w:r>
           </w:p>
         </w:tc>
@@ -2747,7 +2747,7 @@
                 <w:b w:val="0"/>
                 <w:sz w:val="16"/>
               </w:rPr>
-              <w:t>Note 60: Les descripteurs 0 01 012 et 0 01 013 peuvent se rapporter à des différentes significations et les valeurs correspondantes peuvent être intégrées sur différentes périodes. | Note 125: Pour indiquer qu'un navire se trouve en position stationnaire, il convient de mettre à zéro les descripteurs 0 01 012 et 0 01 013. Quand le cap du navire est inconnu (Ds = 9), il faut donner la valeur 509 au descripteur 0 01 012.</w:t>
+              <w:t>Note B60: Les descripteurs 0 01 012 et 0 01 013 peuvent se rapporter à des différentes significations et les valeurs correspondantes peuvent être intégrées sur différentes périodes. | Note B125: Pour indiquer qu'un navire se trouve en position stationnaire, il convient de mettre à zéro les descripteurs 0 01 012 et 0 01 013. Quand le cap du navire est inconnu (Ds = 9), il faut donner la valeur 509 au descripteur 0 01 012.</w:t>
             </w:r>
           </w:p>
         </w:tc>
@@ -4092,7 +4092,7 @@
                 <w:b w:val="0"/>
                 <w:sz w:val="16"/>
               </w:rPr>
-              <w:t>Note 72: Il convient de transmettre l’heure du lâcher avec la plus grande précision possible. Lorsqu’on ne dispose pas de l’heure du lâcher à la seconde près, il faut mettre à zéro le bit correspondant aux secondes.</w:t>
+              <w:t>Note B72: La chaîne de caractères représentant le «Nom de la caractéristique» devrait se présenter sous la forme suivante: «Type de phénomène» – «Position ou nom géographique» (par exemple: «volcan – Popocatépetl», «incendie de puits de pétrole – Koweït»).</w:t>
             </w:r>
           </w:p>
         </w:tc>
@@ -4669,7 +4669,7 @@
                 <w:b w:val="0"/>
                 <w:sz w:val="16"/>
               </w:rPr>
-              <w:t>Note 148: L’indicateur de la tempête (descripteur 0 01 025) a la signification suivante: les deux premiers caractères sont un numéro de séquence numérique attribué par celui qui envoie le message ; le troisième caractère est une lettre indiquant le bassin océanique dans lequel la tempête est située; ces lettres sont les suivantes: W Nord-ouest de l’océan Pacifique E Nord-est de l’océan Pacifique, jusqu’au méridien 140°O C Nord-est de l’océan Pacifique, entre les méridiens 140°O et 180°O L Nord de l’océan Atlantique, y compris la mer des Caraïbes et le golfe du Mexique A Nord de la mer d’Oman B Golfe du Bengale S Sud de l’océan Indien P Sud de l’océan Pacifique F CMRS de Nandi dans le Pacifique Sud U Australie O Mer de Chine méridionale T Mer de Chine orientale Il n’est pas nécessaire que différents observateurs se concertent sur les numéros de séquence, même s’ils préparent un message concernant la même tempête.</w:t>
+              <w:t>Note B148: L’indicateur de la tempête (descripteur 0 01 025) a la signification suivante: les deux premiers caractères sont un numéro de séquence numérique attribué par celui qui envoie le message ; le troisième caractère est une lettre indiquant le bassin océanique dans lequel la tempête est située; ces lettres sont les suivantes: W Nord-ouest de l’océan Pacifique E Nord-est de l’océan Pacifique, jusqu’au méridien 140°O C Nord-est de l’océan Pacifique, entre les méridiens 140°O et 180°O L Nord de l’océan Atlantique, y compris la mer des Caraïbes et le golfe du Mexique A Nord de la mer d’Oman B Golfe du Bengale S Sud de l’océan Indien P Sud de l’océan Pacifique F CMRS de Nandi dans le Pacifique Sud U Australie O Mer de Chine méridionale T Mer de Chine orientale Il n’est pas nécessaire que différents observateurs se concertent sur les numéros de séquence, même s’ils préparent un message concernant la même tempête.</w:t>
             </w:r>
           </w:p>
         </w:tc>
@@ -4862,7 +4862,7 @@
                 <w:b w:val="0"/>
                 <w:sz w:val="16"/>
               </w:rPr>
-              <w:t>Note 43: Le fait de séparer les données satellitaires correspondant à un seul niveau en séries de messages BUFR facilite la compression et permet une transmission et un stockage efficaces des données.</w:t>
+              <w:t>Note B43: Le descripteur 0 01 027 devrait être utilisé à la place de 0 01 026 pour coder cet élément.</w:t>
             </w:r>
           </w:p>
         </w:tc>
@@ -5055,7 +5055,7 @@
                 <w:b w:val="0"/>
                 <w:sz w:val="16"/>
               </w:rPr>
-              <w:t>Note 182: Nom OMM complet de la tempête (descripteur 0 01 027): lorsqu'une perturbation identifiable n'a pas atteint le degré de puissance d'une tempête tropicale et n'a donc pas reçu de nom de baptême, le nom à mentionner dans le message est «Nameless».</w:t>
+              <w:t>Note B182: Nom OMM complet de la tempête (descripteur 0 01 027): lorsqu'une perturbation identifiable n'a pas atteint le degré de puissance d'une tempête tropicale et n'a donc pas reçu de nom de baptême, le nom à mentionner dans le message est «Nameless».</w:t>
             </w:r>
           </w:p>
         </w:tc>
@@ -5632,7 +5632,7 @@
                 <w:b w:val="0"/>
                 <w:sz w:val="16"/>
               </w:rPr>
-              <w:t>Note 153: Cet élément pourrait avoir pour valeur une chaîne de caractères qui contient le nom du modèle et d’autres indications utiles tel le maillage du modèle.</w:t>
+              <w:t>Note B153: Cet élément pourrait avoir pour valeur une chaîne de caractères qui contient le nom du modèle et d’autres indications utiles tel le maillage du modèle.</w:t>
             </w:r>
           </w:p>
         </w:tc>
@@ -5825,7 +5825,7 @@
                 <w:b w:val="0"/>
                 <w:sz w:val="16"/>
               </w:rPr>
-              <w:t>Note 44: Si un centre autre que le centre d’origine produit des informations sur la qualité, des valeurs de remplacement ou substituées et/ou des informations statistiques, on peut désigner ce centre par 0 01 033.</w:t>
+              <w:t>Note B44: Si un centre autre que le centre d’origine produit des informations sur la qualité, des valeurs de remplacement ou substituées et/ou des informations statistiques, on peut désigner ce centre par 0 01 033.</w:t>
             </w:r>
           </w:p>
         </w:tc>
@@ -6018,7 +6018,7 @@
                 <w:b w:val="0"/>
                 <w:sz w:val="16"/>
               </w:rPr>
-              <w:t>Note 175: Le descripteur 0 01 033 est utilisé à la place du descripteur 0 01 031 pour chiffrer le centre d’origine/de production. La table de code 0 01 034 sera définie par le centre associé d’origine/de production identifié par le descripteur 0 01 033 et communiquée au Secrétariat en vue de sa publication. | Note 21: Le sens de déplacement du front doit toujours être indiqué car cette information est utilisée pour le pointage des cartes. Si la vitesse de déplacement du front est de 0, cela dénote un front à déplacement lent. Il existe une valeur dans la table de code pour représenter un front quasi stationnaire. | Note 38: La table de code 0 01 032 est à produire par chaque centre.</w:t>
+              <w:t>Note B175: Le descripteur 0 01 033 est utilisé à la place du descripteur 0 01 031 pour chiffrer le centre d’origine/de production. La table de code 0 01 034 sera définie par le centre associé d’origine/de production identifié par le descripteur 0 01 033 et communiquée au Secrétariat en vue de sa publication. | Note B21: Un centre de production peut vouloir faire référence à l’application d’où proviennent les informations sur la qualité, etc. Dans ce cas, il peut faire appel au descripteur 0 01 032, mais la table de code correspondante variera d’un centre à un autre. | Note B38: La table de code 0 01 032 est à produire par chaque centre.</w:t>
             </w:r>
           </w:p>
         </w:tc>
@@ -7747,7 +7747,7 @@
                 <w:b w:val="0"/>
                 <w:sz w:val="16"/>
               </w:rPr>
-              <w:t>Note 134: Les composantes de la vitesse absolue de la plate-forme (0 01 041, 0 01 042, 0 01 043) sont définies comme suit: – Première composante: du centre de la Terre jusqu'à une longitude de 0° sur l'équateur: vitesse de la plate-forme le long de cette ligne par rapport au centre de la Terre. – Deuxième composante: du centre de la Terre jusqu'à une longitude de 90° sur l'équateur: vitesse de la plate-forme le long de cette ligne par rapport au centre de la Terre. – Troisième composante: du centre de la Terre jusqu'au pôle Nord: vitesse de la plate-forme le long de cette ligne par rapport au centre de la Terre. | Note 154: Les valeurs des descripteurs 0 01 041, 0 01 042 et 0 01 043 ont été sélectionnées de façon à convenir pour des satellites à orbite polaire plus ou moins synchrone avec le Soleil. Des orbites géostationnaires nécessiteraient des champs de données plus grands en ce qui concerne la distance et légèrement moins grands en ce qui concerne la vitesse. | Note 95: Des axes xyz situés à gauche ont été choisis pour les descripteurs 0 01 041, 0 01 042 et 0 01 043.</w:t>
+              <w:t>Note B134: Les composantes de la vitesse absolue de la plate-forme (0 01 041, 0 01 042, 0 01 043) sont définies comme suit: – Première composante: du centre de la Terre jusqu'à une longitude de 0° sur l'équateur: vitesse de la plate-forme le long de cette ligne par rapport au centre de la Terre. – Deuxième composante: du centre de la Terre jusqu'à une longitude de 90° sur l'équateur: vitesse de la plate-forme le long de cette ligne par rapport au centre de la Terre. – Troisième composante: du centre de la Terre jusqu'au pôle Nord: vitesse de la plate-forme le long de cette ligne par rapport au centre de la Terre. | Note B154: Les valeurs des descripteurs 0 01 041, 0 01 042 et 0 01 043 ont été sélectionnées de façon à convenir pour des satellites à orbite polaire plus ou moins synchrone avec le Soleil. Des orbites géostationnaires nécessiteraient des champs de données plus grands en ce qui concerne la distance et légèrement moins grands en ce qui concerne la vitesse. | Note B95: Des axes xyz situés à gauche ont été choisis pour les descripteurs 0 01 041, 0 01 042 et 0 01 043.</w:t>
             </w:r>
           </w:p>
         </w:tc>
@@ -7940,7 +7940,7 @@
                 <w:b w:val="0"/>
                 <w:sz w:val="16"/>
               </w:rPr>
-              <w:t>Note 134: Les composantes de la vitesse absolue de la plate-forme (0 01 041, 0 01 042, 0 01 043) sont définies comme suit: – Première composante: du centre de la Terre jusqu'à une longitude de 0° sur l'équateur: vitesse de la plate-forme le long de cette ligne par rapport au centre de la Terre. – Deuxième composante: du centre de la Terre jusqu'à une longitude de 90° sur l'équateur: vitesse de la plate-forme le long de cette ligne par rapport au centre de la Terre. – Troisième composante: du centre de la Terre jusqu'au pôle Nord: vitesse de la plate-forme le long de cette ligne par rapport au centre de la Terre. | Note 154: Les valeurs des descripteurs 0 01 041, 0 01 042 et 0 01 043 ont été sélectionnées de façon à convenir pour des satellites à orbite polaire plus ou moins synchrone avec le Soleil. Des orbites géostationnaires nécessiteraient des champs de données plus grands en ce qui concerne la distance et légèrement moins grands en ce qui concerne la vitesse. | Note 95: Des axes xyz situés à gauche ont été choisis pour les descripteurs 0 01 041, 0 01 042 et 0 01 043.</w:t>
+              <w:t>Note B134: Les composantes de la vitesse absolue de la plate-forme (0 01 041, 0 01 042, 0 01 043) sont définies comme suit: – Première composante: du centre de la Terre jusqu'à une longitude de 0° sur l'équateur: vitesse de la plate-forme le long de cette ligne par rapport au centre de la Terre. – Deuxième composante: du centre de la Terre jusqu'à une longitude de 90° sur l'équateur: vitesse de la plate-forme le long de cette ligne par rapport au centre de la Terre. – Troisième composante: du centre de la Terre jusqu'au pôle Nord: vitesse de la plate-forme le long de cette ligne par rapport au centre de la Terre. | Note B154: Les valeurs des descripteurs 0 01 041, 0 01 042 et 0 01 043 ont été sélectionnées de façon à convenir pour des satellites à orbite polaire plus ou moins synchrone avec le Soleil. Des orbites géostationnaires nécessiteraient des champs de données plus grands en ce qui concerne la distance et légèrement moins grands en ce qui concerne la vitesse. | Note B95: Des axes xyz situés à gauche ont été choisis pour les descripteurs 0 01 041, 0 01 042 et 0 01 043.</w:t>
             </w:r>
           </w:p>
         </w:tc>
@@ -8133,7 +8133,7 @@
                 <w:b w:val="0"/>
                 <w:sz w:val="16"/>
               </w:rPr>
-              <w:t>Note 134: Les composantes de la vitesse absolue de la plate-forme (0 01 041, 0 01 042, 0 01 043) sont définies comme suit: – Première composante: du centre de la Terre jusqu'à une longitude de 0° sur l'équateur: vitesse de la plate-forme le long de cette ligne par rapport au centre de la Terre. – Deuxième composante: du centre de la Terre jusqu'à une longitude de 90° sur l'équateur: vitesse de la plate-forme le long de cette ligne par rapport au centre de la Terre. – Troisième composante: du centre de la Terre jusqu'au pôle Nord: vitesse de la plate-forme le long de cette ligne par rapport au centre de la Terre. | Note 154: Les valeurs des descripteurs 0 01 041, 0 01 042 et 0 01 043 ont été sélectionnées de façon à convenir pour des satellites à orbite polaire plus ou moins synchrone avec le Soleil. Des orbites géostationnaires nécessiteraient des champs de données plus grands en ce qui concerne la distance et légèrement moins grands en ce qui concerne la vitesse. | Note 95: Des axes xyz situés à gauche ont été choisis pour les descripteurs 0 01 041, 0 01 042 et 0 01 043.</w:t>
+              <w:t>Note B134: Les composantes de la vitesse absolue de la plate-forme (0 01 041, 0 01 042, 0 01 043) sont définies comme suit: – Première composante: du centre de la Terre jusqu'à une longitude de 0° sur l'équateur: vitesse de la plate-forme le long de cette ligne par rapport au centre de la Terre. – Deuxième composante: du centre de la Terre jusqu'à une longitude de 90° sur l'équateur: vitesse de la plate-forme le long de cette ligne par rapport au centre de la Terre. – Troisième composante: du centre de la Terre jusqu'au pôle Nord: vitesse de la plate-forme le long de cette ligne par rapport au centre de la Terre. | Note B154: Les valeurs des descripteurs 0 01 041, 0 01 042 et 0 01 043 ont été sélectionnées de façon à convenir pour des satellites à orbite polaire plus ou moins synchrone avec le Soleil. Des orbites géostationnaires nécessiteraient des champs de données plus grands en ce qui concerne la distance et légèrement moins grands en ce qui concerne la vitesse. | Note B95: Des axes xyz situés à gauche ont été choisis pour les descripteurs 0 01 041, 0 01 042 et 0 01 043.</w:t>
             </w:r>
           </w:p>
         </w:tc>
@@ -11014,7 +11014,7 @@
                 <w:b w:val="0"/>
                 <w:sz w:val="16"/>
               </w:rPr>
-              <w:t>Note 45: Certains types de station ne sont pas à même de décrire avec précision l’état du revêtement. Ils peuvent seulement indiquer, par exemple, que la chaussée n’est «pas sèche» ou bien «verglacée». La table de code relative à l’état du revêtement a été ajustée en conséquence.</w:t>
+              <w:t>Note B45: Le descripteur 0 01 082 sert à enregistrer le numéro dans la série correspondant à la période de radiosondage (exemple: cycle synoptique) d’une année donnée ou de toute autre durée déterminée localement. Le descripteur 0 01 083 est utilisé dans le cas d’une série de lâchers de radiosondes au cours d’une période de radiosondage (exemple: cycle synoptique), pour indiquer à quel lâcher correspondent les valeurs enregistrées.</w:t>
             </w:r>
           </w:p>
         </w:tc>
@@ -11207,7 +11207,7 @@
                 <w:b w:val="0"/>
                 <w:sz w:val="16"/>
               </w:rPr>
-              <w:t>Note 45: Certains types de station ne sont pas à même de décrire avec précision l’état du revêtement. Ils peuvent seulement indiquer, par exemple, que la chaussée n’est «pas sèche» ou bien «verglacée». La table de code relative à l’état du revêtement a été ajustée en conséquence.</w:t>
+              <w:t>Note B45: Le descripteur 0 01 082 sert à enregistrer le numéro dans la série correspondant à la période de radiosondage (exemple: cycle synoptique) d’une année donnée ou de toute autre durée déterminée localement. Le descripteur 0 01 083 est utilisé dans le cas d’une série de lâchers de radiosondes au cours d’une période de radiosondage (exemple: cycle synoptique), pour indiquer à quel lâcher correspondent les valeurs enregistrées.</w:t>
             </w:r>
           </w:p>
         </w:tc>
